--- a/Fase 2/Evidencias Grupales/2.4_GuiaEstudiante_Fase 2_DesarrolloProyecto APT.docx
+++ b/Fase 2/Evidencias Grupales/2.4_GuiaEstudiante_Fase 2_DesarrolloProyecto APT.docx
@@ -644,7 +644,7 @@
                 <w:b w:val="0"/>
                 <w:sz w:val="21"/>
               </w:rPr>
-              <w:t>Durante la Fase 1 el equipo completó la definición del proyecto: el planteamiento del problema, los objetivos, el alcance delimitado en nueve épicas dimensionadas en cien puntos de función, el modelo de datos con su diccionario de trece tablas y el catálogo de casos de prueba funcionales y no funcionales. Todo quedó documentado en el repositorio público del proyecto.</w:t>
+              <w:t>Durante la Fase 1 el equipo completó la definición del proyecto: el planteamiento del problema, los objetivos, el alcance delimitado en nueve épicas dimensionadas en cien puntos de función, el modelo de datos con su diccionario de catorce tablas y el catálogo de casos de prueba funcionales y no funcionales. Todo quedó documentado en el repositorio público del proyecto.</w:t>
             </w:r>
           </w:p>
           <w:p>
@@ -2008,7 +2008,7 @@
                 <w:b w:val="0"/>
                 <w:sz w:val="17"/>
               </w:rPr>
-              <w:t>Trece tablas con diccionario, enumerados y reglas de integridad. Los casos que no pudieron confirmarse con la contraparte quedaron escritos como supuestos de diseño, con su justificación.</w:t>
+              <w:t>Catorce tablas con diccionario, enumerados y reglas de integridad. Los casos que no pudieron confirmarse con la contraparte quedaron escritos como supuestos de diseño, con su justificación.</w:t>
             </w:r>
           </w:p>
         </w:tc>

--- a/Fase 2/Evidencias Grupales/2.4_GuiaEstudiante_Fase 2_DesarrolloProyecto APT.docx
+++ b/Fase 2/Evidencias Grupales/2.4_GuiaEstudiante_Fase 2_DesarrolloProyecto APT.docx
@@ -1104,8 +1104,8 @@
           <w:insideH w:val="single" w:sz="4" w:space="0" w:color="BFBFBF" w:themeColor="background1" w:themeShade="BF"/>
           <w:insideV w:val="single" w:sz="4" w:space="0" w:color="BFBFBF" w:themeColor="background1" w:themeShade="BF"/>
         </w:tblBorders>
+        <w:tblLayout w:type="fixed"/>
         <w:tblLook w:val="04A0" w:firstRow="1" w:lastRow="0" w:firstColumn="1" w:lastColumn="0" w:noHBand="0" w:noVBand="1"/>
-        <w:tblLayout w:type="fixed"/>
       </w:tblPr>
       <w:tblGrid>
         <w:gridCol w:w="1000"/>
